--- a/docs/delivery/TGP-DEL-03 RACI Matrix.docx
+++ b/docs/delivery/TGP-DEL-03 RACI Matrix.docx
@@ -401,7 +401,7 @@
                                 <w:bCs/>
                                 <w:color w:val="1D74BA"/>
                               </w:rPr>
-                              <w:t xml:space="preserve">07 October 2026</w:t>
+                              <w:t xml:space="preserve">08 October 2026</w:t>
                             </w:r>
                           </w:p>
                         </w:txbxContent>
@@ -1846,7 +1846,7 @@
                 <w:sz w:val="16"/>
                 <w:szCs w:val="16"/>
               </w:rPr>
-              <w:t xml:space="preserve">07/10/2026</w:t>
+              <w:t xml:space="preserve">08/10/2026</w:t>
             </w:r>
           </w:p>
         </w:tc>
@@ -4648,12 +4648,12 @@
         <w:tblLook w:val="04A0" w:firstRow="1" w:lastRow="0" w:firstColumn="0" w:lastColumn="0" w:noHBand="0" w:noVBand="1"/>
       </w:tblPr>
       <w:tblGrid>
-        <w:gridCol w:w="829"/>
-        <w:gridCol w:w="7789"/>
-        <w:gridCol w:w="692"/>
-        <w:gridCol w:w="1468"/>
-        <w:gridCol w:w="1801"/>
-        <w:gridCol w:w="1380"/>
+        <w:gridCol w:w="736"/>
+        <w:gridCol w:w="8488"/>
+        <w:gridCol w:w="614"/>
+        <w:gridCol w:w="1302"/>
+        <w:gridCol w:w="1597"/>
+        <w:gridCol w:w="1222"/>
       </w:tblGrid>
       <w:tr>
         <w:trPr>
@@ -4662,7 +4662,7 @@
         </w:trPr>
         <w:tc>
           <w:tcPr>
-            <w:tcW w:w="829" w:type="dxa"/>
+            <w:tcW w:w="736" w:type="dxa"/>
             <w:shd w:val="clear" w:color="auto" w:fill="0F4761"/>
             <w:vAlign w:val="center"/>
           </w:tcPr>
@@ -4681,7 +4681,7 @@
         </w:tc>
         <w:tc>
           <w:tcPr>
-            <w:tcW w:w="7789" w:type="dxa"/>
+            <w:tcW w:w="8488" w:type="dxa"/>
             <w:shd w:val="clear" w:color="auto" w:fill="0F4761"/>
             <w:vAlign w:val="center"/>
           </w:tcPr>
@@ -4700,7 +4700,7 @@
         </w:tc>
         <w:tc>
           <w:tcPr>
-            <w:tcW w:w="692" w:type="dxa"/>
+            <w:tcW w:w="614" w:type="dxa"/>
             <w:shd w:val="clear" w:color="auto" w:fill="0F4761"/>
             <w:vAlign w:val="center"/>
           </w:tcPr>
@@ -4719,7 +4719,7 @@
         </w:tc>
         <w:tc>
           <w:tcPr>
-            <w:tcW w:w="1468" w:type="dxa"/>
+            <w:tcW w:w="1302" w:type="dxa"/>
             <w:shd w:val="clear" w:color="auto" w:fill="0F4761"/>
             <w:vAlign w:val="center"/>
           </w:tcPr>
@@ -4738,7 +4738,7 @@
         </w:tc>
         <w:tc>
           <w:tcPr>
-            <w:tcW w:w="1801" w:type="dxa"/>
+            <w:tcW w:w="1597" w:type="dxa"/>
             <w:shd w:val="clear" w:color="auto" w:fill="0F4761"/>
             <w:vAlign w:val="center"/>
           </w:tcPr>
@@ -4757,7 +4757,7 @@
         </w:tc>
         <w:tc>
           <w:tcPr>
-            <w:tcW w:w="1380" w:type="dxa"/>
+            <w:tcW w:w="1222" w:type="dxa"/>
             <w:shd w:val="clear" w:color="auto" w:fill="0F4761"/>
             <w:vAlign w:val="center"/>
           </w:tcPr>
@@ -4781,7 +4781,7 @@
         </w:trPr>
         <w:tc>
           <w:tcPr>
-            <w:tcW w:w="829" w:type="dxa"/>
+            <w:tcW w:w="736" w:type="dxa"/>
             <w:vAlign w:val="top"/>
           </w:tcPr>
           <w:p>
@@ -4796,7 +4796,7 @@
         </w:tc>
         <w:tc>
           <w:tcPr>
-            <w:tcW w:w="7789" w:type="dxa"/>
+            <w:tcW w:w="8488" w:type="dxa"/>
             <w:vAlign w:val="top"/>
           </w:tcPr>
           <w:p>
@@ -4811,7 +4811,7 @@
         </w:tc>
         <w:tc>
           <w:tcPr>
-            <w:tcW w:w="692" w:type="dxa"/>
+            <w:tcW w:w="614" w:type="dxa"/>
             <w:vAlign w:val="top"/>
           </w:tcPr>
           <w:p>
@@ -4826,7 +4826,7 @@
         </w:tc>
         <w:tc>
           <w:tcPr>
-            <w:tcW w:w="1468" w:type="dxa"/>
+            <w:tcW w:w="1302" w:type="dxa"/>
             <w:vAlign w:val="top"/>
           </w:tcPr>
           <w:p>
@@ -4841,7 +4841,7 @@
         </w:tc>
         <w:tc>
           <w:tcPr>
-            <w:tcW w:w="1801" w:type="dxa"/>
+            <w:tcW w:w="1597" w:type="dxa"/>
             <w:vAlign w:val="top"/>
           </w:tcPr>
           <w:p>
@@ -4856,7 +4856,7 @@
         </w:tc>
         <w:tc>
           <w:tcPr>
-            <w:tcW w:w="1380" w:type="dxa"/>
+            <w:tcW w:w="1222" w:type="dxa"/>
             <w:vAlign w:val="top"/>
           </w:tcPr>
           <w:p>
@@ -4876,7 +4876,7 @@
         </w:trPr>
         <w:tc>
           <w:tcPr>
-            <w:tcW w:w="829" w:type="dxa"/>
+            <w:tcW w:w="736" w:type="dxa"/>
             <w:shd w:val="clear" w:color="auto" w:fill="F4F7FB"/>
             <w:vAlign w:val="top"/>
           </w:tcPr>
@@ -4892,7 +4892,7 @@
         </w:tc>
         <w:tc>
           <w:tcPr>
-            <w:tcW w:w="7789" w:type="dxa"/>
+            <w:tcW w:w="8488" w:type="dxa"/>
             <w:shd w:val="clear" w:color="auto" w:fill="F4F7FB"/>
             <w:vAlign w:val="top"/>
           </w:tcPr>
@@ -4908,7 +4908,7 @@
         </w:tc>
         <w:tc>
           <w:tcPr>
-            <w:tcW w:w="692" w:type="dxa"/>
+            <w:tcW w:w="614" w:type="dxa"/>
             <w:shd w:val="clear" w:color="auto" w:fill="F4F7FB"/>
             <w:vAlign w:val="top"/>
           </w:tcPr>
@@ -4924,7 +4924,7 @@
         </w:tc>
         <w:tc>
           <w:tcPr>
-            <w:tcW w:w="1468" w:type="dxa"/>
+            <w:tcW w:w="1302" w:type="dxa"/>
             <w:shd w:val="clear" w:color="auto" w:fill="F4F7FB"/>
             <w:vAlign w:val="top"/>
           </w:tcPr>
@@ -4940,7 +4940,7 @@
         </w:tc>
         <w:tc>
           <w:tcPr>
-            <w:tcW w:w="1801" w:type="dxa"/>
+            <w:tcW w:w="1597" w:type="dxa"/>
             <w:shd w:val="clear" w:color="auto" w:fill="F4F7FB"/>
             <w:vAlign w:val="top"/>
           </w:tcPr>
@@ -4956,7 +4956,7 @@
         </w:tc>
         <w:tc>
           <w:tcPr>
-            <w:tcW w:w="1380" w:type="dxa"/>
+            <w:tcW w:w="1222" w:type="dxa"/>
             <w:shd w:val="clear" w:color="auto" w:fill="F4F7FB"/>
             <w:vAlign w:val="top"/>
           </w:tcPr>
@@ -4977,7 +4977,7 @@
         </w:trPr>
         <w:tc>
           <w:tcPr>
-            <w:tcW w:w="829" w:type="dxa"/>
+            <w:tcW w:w="736" w:type="dxa"/>
             <w:vAlign w:val="top"/>
           </w:tcPr>
           <w:p>
@@ -4992,7 +4992,7 @@
         </w:tc>
         <w:tc>
           <w:tcPr>
-            <w:tcW w:w="7789" w:type="dxa"/>
+            <w:tcW w:w="8488" w:type="dxa"/>
             <w:vAlign w:val="top"/>
           </w:tcPr>
           <w:p>
@@ -5007,7 +5007,7 @@
         </w:tc>
         <w:tc>
           <w:tcPr>
-            <w:tcW w:w="692" w:type="dxa"/>
+            <w:tcW w:w="614" w:type="dxa"/>
             <w:vAlign w:val="top"/>
           </w:tcPr>
           <w:p>
@@ -5022,7 +5022,7 @@
         </w:tc>
         <w:tc>
           <w:tcPr>
-            <w:tcW w:w="1468" w:type="dxa"/>
+            <w:tcW w:w="1302" w:type="dxa"/>
             <w:vAlign w:val="top"/>
           </w:tcPr>
           <w:p>
@@ -5037,7 +5037,7 @@
         </w:tc>
         <w:tc>
           <w:tcPr>
-            <w:tcW w:w="1801" w:type="dxa"/>
+            <w:tcW w:w="1597" w:type="dxa"/>
             <w:vAlign w:val="top"/>
           </w:tcPr>
           <w:p>
@@ -5052,7 +5052,7 @@
         </w:tc>
         <w:tc>
           <w:tcPr>
-            <w:tcW w:w="1380" w:type="dxa"/>
+            <w:tcW w:w="1222" w:type="dxa"/>
             <w:vAlign w:val="top"/>
           </w:tcPr>
           <w:p>
@@ -5072,7 +5072,7 @@
         </w:trPr>
         <w:tc>
           <w:tcPr>
-            <w:tcW w:w="829" w:type="dxa"/>
+            <w:tcW w:w="736" w:type="dxa"/>
             <w:shd w:val="clear" w:color="auto" w:fill="F4F7FB"/>
             <w:vAlign w:val="top"/>
           </w:tcPr>
@@ -5088,7 +5088,7 @@
         </w:tc>
         <w:tc>
           <w:tcPr>
-            <w:tcW w:w="7789" w:type="dxa"/>
+            <w:tcW w:w="8488" w:type="dxa"/>
             <w:shd w:val="clear" w:color="auto" w:fill="F4F7FB"/>
             <w:vAlign w:val="top"/>
           </w:tcPr>
@@ -5104,7 +5104,7 @@
         </w:tc>
         <w:tc>
           <w:tcPr>
-            <w:tcW w:w="692" w:type="dxa"/>
+            <w:tcW w:w="614" w:type="dxa"/>
             <w:shd w:val="clear" w:color="auto" w:fill="F4F7FB"/>
             <w:vAlign w:val="top"/>
           </w:tcPr>
@@ -5120,7 +5120,7 @@
         </w:tc>
         <w:tc>
           <w:tcPr>
-            <w:tcW w:w="1468" w:type="dxa"/>
+            <w:tcW w:w="1302" w:type="dxa"/>
             <w:shd w:val="clear" w:color="auto" w:fill="F4F7FB"/>
             <w:vAlign w:val="top"/>
           </w:tcPr>
@@ -5136,7 +5136,7 @@
         </w:tc>
         <w:tc>
           <w:tcPr>
-            <w:tcW w:w="1801" w:type="dxa"/>
+            <w:tcW w:w="1597" w:type="dxa"/>
             <w:shd w:val="clear" w:color="auto" w:fill="F4F7FB"/>
             <w:vAlign w:val="top"/>
           </w:tcPr>
@@ -5152,7 +5152,7 @@
         </w:tc>
         <w:tc>
           <w:tcPr>
-            <w:tcW w:w="1380" w:type="dxa"/>
+            <w:tcW w:w="1222" w:type="dxa"/>
             <w:shd w:val="clear" w:color="auto" w:fill="F4F7FB"/>
             <w:vAlign w:val="top"/>
           </w:tcPr>
@@ -5173,7 +5173,7 @@
         </w:trPr>
         <w:tc>
           <w:tcPr>
-            <w:tcW w:w="829" w:type="dxa"/>
+            <w:tcW w:w="736" w:type="dxa"/>
             <w:vAlign w:val="top"/>
           </w:tcPr>
           <w:p>
@@ -5188,7 +5188,7 @@
         </w:tc>
         <w:tc>
           <w:tcPr>
-            <w:tcW w:w="7789" w:type="dxa"/>
+            <w:tcW w:w="8488" w:type="dxa"/>
             <w:vAlign w:val="top"/>
           </w:tcPr>
           <w:p>
@@ -5203,7 +5203,7 @@
         </w:tc>
         <w:tc>
           <w:tcPr>
-            <w:tcW w:w="692" w:type="dxa"/>
+            <w:tcW w:w="614" w:type="dxa"/>
             <w:vAlign w:val="top"/>
           </w:tcPr>
           <w:p>
@@ -5218,7 +5218,7 @@
         </w:tc>
         <w:tc>
           <w:tcPr>
-            <w:tcW w:w="1468" w:type="dxa"/>
+            <w:tcW w:w="1302" w:type="dxa"/>
             <w:vAlign w:val="top"/>
           </w:tcPr>
           <w:p>
@@ -5233,7 +5233,7 @@
         </w:tc>
         <w:tc>
           <w:tcPr>
-            <w:tcW w:w="1801" w:type="dxa"/>
+            <w:tcW w:w="1597" w:type="dxa"/>
             <w:vAlign w:val="top"/>
           </w:tcPr>
           <w:p>
@@ -5248,7 +5248,7 @@
         </w:tc>
         <w:tc>
           <w:tcPr>
-            <w:tcW w:w="1380" w:type="dxa"/>
+            <w:tcW w:w="1222" w:type="dxa"/>
             <w:vAlign w:val="top"/>
           </w:tcPr>
           <w:p>
@@ -5268,7 +5268,7 @@
         </w:trPr>
         <w:tc>
           <w:tcPr>
-            <w:tcW w:w="829" w:type="dxa"/>
+            <w:tcW w:w="736" w:type="dxa"/>
             <w:shd w:val="clear" w:color="auto" w:fill="F4F7FB"/>
             <w:vAlign w:val="top"/>
           </w:tcPr>
@@ -5284,7 +5284,7 @@
         </w:tc>
         <w:tc>
           <w:tcPr>
-            <w:tcW w:w="7789" w:type="dxa"/>
+            <w:tcW w:w="8488" w:type="dxa"/>
             <w:shd w:val="clear" w:color="auto" w:fill="F4F7FB"/>
             <w:vAlign w:val="top"/>
           </w:tcPr>
@@ -5300,7 +5300,7 @@
         </w:tc>
         <w:tc>
           <w:tcPr>
-            <w:tcW w:w="692" w:type="dxa"/>
+            <w:tcW w:w="614" w:type="dxa"/>
             <w:shd w:val="clear" w:color="auto" w:fill="F4F7FB"/>
             <w:vAlign w:val="top"/>
           </w:tcPr>
@@ -5316,7 +5316,7 @@
         </w:tc>
         <w:tc>
           <w:tcPr>
-            <w:tcW w:w="1468" w:type="dxa"/>
+            <w:tcW w:w="1302" w:type="dxa"/>
             <w:shd w:val="clear" w:color="auto" w:fill="F4F7FB"/>
             <w:vAlign w:val="top"/>
           </w:tcPr>
@@ -5332,7 +5332,7 @@
         </w:tc>
         <w:tc>
           <w:tcPr>
-            <w:tcW w:w="1801" w:type="dxa"/>
+            <w:tcW w:w="1597" w:type="dxa"/>
             <w:shd w:val="clear" w:color="auto" w:fill="F4F7FB"/>
             <w:vAlign w:val="top"/>
           </w:tcPr>
@@ -5348,7 +5348,7 @@
         </w:tc>
         <w:tc>
           <w:tcPr>
-            <w:tcW w:w="1380" w:type="dxa"/>
+            <w:tcW w:w="1222" w:type="dxa"/>
             <w:shd w:val="clear" w:color="auto" w:fill="F4F7FB"/>
             <w:vAlign w:val="top"/>
           </w:tcPr>
@@ -5369,7 +5369,7 @@
         </w:trPr>
         <w:tc>
           <w:tcPr>
-            <w:tcW w:w="829" w:type="dxa"/>
+            <w:tcW w:w="736" w:type="dxa"/>
             <w:vAlign w:val="top"/>
           </w:tcPr>
           <w:p>
@@ -5384,7 +5384,7 @@
         </w:tc>
         <w:tc>
           <w:tcPr>
-            <w:tcW w:w="7789" w:type="dxa"/>
+            <w:tcW w:w="8488" w:type="dxa"/>
             <w:vAlign w:val="top"/>
           </w:tcPr>
           <w:p>
@@ -5399,7 +5399,7 @@
         </w:tc>
         <w:tc>
           <w:tcPr>
-            <w:tcW w:w="692" w:type="dxa"/>
+            <w:tcW w:w="614" w:type="dxa"/>
             <w:vAlign w:val="top"/>
           </w:tcPr>
           <w:p>
@@ -5414,7 +5414,7 @@
         </w:tc>
         <w:tc>
           <w:tcPr>
-            <w:tcW w:w="1468" w:type="dxa"/>
+            <w:tcW w:w="1302" w:type="dxa"/>
             <w:vAlign w:val="top"/>
           </w:tcPr>
           <w:p>
@@ -5429,7 +5429,7 @@
         </w:tc>
         <w:tc>
           <w:tcPr>
-            <w:tcW w:w="1801" w:type="dxa"/>
+            <w:tcW w:w="1597" w:type="dxa"/>
             <w:vAlign w:val="top"/>
           </w:tcPr>
           <w:p>
@@ -5444,7 +5444,7 @@
         </w:tc>
         <w:tc>
           <w:tcPr>
-            <w:tcW w:w="1380" w:type="dxa"/>
+            <w:tcW w:w="1222" w:type="dxa"/>
             <w:vAlign w:val="top"/>
           </w:tcPr>
           <w:p>
@@ -5516,12 +5516,12 @@
         <w:tblLook w:val="04A0" w:firstRow="1" w:lastRow="0" w:firstColumn="0" w:lastColumn="0" w:noHBand="0" w:noVBand="1"/>
       </w:tblPr>
       <w:tblGrid>
-        <w:gridCol w:w="829"/>
-        <w:gridCol w:w="7789"/>
-        <w:gridCol w:w="692"/>
-        <w:gridCol w:w="1468"/>
-        <w:gridCol w:w="1801"/>
-        <w:gridCol w:w="1380"/>
+        <w:gridCol w:w="736"/>
+        <w:gridCol w:w="8488"/>
+        <w:gridCol w:w="614"/>
+        <w:gridCol w:w="1302"/>
+        <w:gridCol w:w="1597"/>
+        <w:gridCol w:w="1222"/>
       </w:tblGrid>
       <w:tr>
         <w:trPr>
@@ -5530,7 +5530,7 @@
         </w:trPr>
         <w:tc>
           <w:tcPr>
-            <w:tcW w:w="829" w:type="dxa"/>
+            <w:tcW w:w="736" w:type="dxa"/>
             <w:shd w:val="clear" w:color="auto" w:fill="0F4761"/>
             <w:vAlign w:val="center"/>
           </w:tcPr>
@@ -5549,7 +5549,7 @@
         </w:tc>
         <w:tc>
           <w:tcPr>
-            <w:tcW w:w="7789" w:type="dxa"/>
+            <w:tcW w:w="8488" w:type="dxa"/>
             <w:shd w:val="clear" w:color="auto" w:fill="0F4761"/>
             <w:vAlign w:val="center"/>
           </w:tcPr>
@@ -5568,7 +5568,7 @@
         </w:tc>
         <w:tc>
           <w:tcPr>
-            <w:tcW w:w="692" w:type="dxa"/>
+            <w:tcW w:w="614" w:type="dxa"/>
             <w:shd w:val="clear" w:color="auto" w:fill="0F4761"/>
             <w:vAlign w:val="center"/>
           </w:tcPr>
@@ -5587,7 +5587,7 @@
         </w:tc>
         <w:tc>
           <w:tcPr>
-            <w:tcW w:w="1468" w:type="dxa"/>
+            <w:tcW w:w="1302" w:type="dxa"/>
             <w:shd w:val="clear" w:color="auto" w:fill="0F4761"/>
             <w:vAlign w:val="center"/>
           </w:tcPr>
@@ -5606,7 +5606,7 @@
         </w:tc>
         <w:tc>
           <w:tcPr>
-            <w:tcW w:w="1801" w:type="dxa"/>
+            <w:tcW w:w="1597" w:type="dxa"/>
             <w:shd w:val="clear" w:color="auto" w:fill="0F4761"/>
             <w:vAlign w:val="center"/>
           </w:tcPr>
@@ -5625,7 +5625,7 @@
         </w:tc>
         <w:tc>
           <w:tcPr>
-            <w:tcW w:w="1380" w:type="dxa"/>
+            <w:tcW w:w="1222" w:type="dxa"/>
             <w:shd w:val="clear" w:color="auto" w:fill="0F4761"/>
             <w:vAlign w:val="center"/>
           </w:tcPr>
@@ -5649,7 +5649,7 @@
         </w:trPr>
         <w:tc>
           <w:tcPr>
-            <w:tcW w:w="829" w:type="dxa"/>
+            <w:tcW w:w="736" w:type="dxa"/>
             <w:vAlign w:val="top"/>
           </w:tcPr>
           <w:p>
@@ -5664,7 +5664,7 @@
         </w:tc>
         <w:tc>
           <w:tcPr>
-            <w:tcW w:w="7789" w:type="dxa"/>
+            <w:tcW w:w="8488" w:type="dxa"/>
             <w:vAlign w:val="top"/>
           </w:tcPr>
           <w:p>
@@ -5679,7 +5679,7 @@
         </w:tc>
         <w:tc>
           <w:tcPr>
-            <w:tcW w:w="692" w:type="dxa"/>
+            <w:tcW w:w="614" w:type="dxa"/>
             <w:vAlign w:val="top"/>
           </w:tcPr>
           <w:p>
@@ -5694,7 +5694,7 @@
         </w:tc>
         <w:tc>
           <w:tcPr>
-            <w:tcW w:w="1468" w:type="dxa"/>
+            <w:tcW w:w="1302" w:type="dxa"/>
             <w:vAlign w:val="top"/>
           </w:tcPr>
           <w:p>
@@ -5709,7 +5709,7 @@
         </w:tc>
         <w:tc>
           <w:tcPr>
-            <w:tcW w:w="1801" w:type="dxa"/>
+            <w:tcW w:w="1597" w:type="dxa"/>
             <w:vAlign w:val="top"/>
           </w:tcPr>
           <w:p>
@@ -5724,7 +5724,7 @@
         </w:tc>
         <w:tc>
           <w:tcPr>
-            <w:tcW w:w="1380" w:type="dxa"/>
+            <w:tcW w:w="1222" w:type="dxa"/>
             <w:vAlign w:val="top"/>
           </w:tcPr>
           <w:p>
@@ -5744,7 +5744,7 @@
         </w:trPr>
         <w:tc>
           <w:tcPr>
-            <w:tcW w:w="829" w:type="dxa"/>
+            <w:tcW w:w="736" w:type="dxa"/>
             <w:shd w:val="clear" w:color="auto" w:fill="F4F7FB"/>
             <w:vAlign w:val="top"/>
           </w:tcPr>
@@ -5760,7 +5760,7 @@
         </w:tc>
         <w:tc>
           <w:tcPr>
-            <w:tcW w:w="7789" w:type="dxa"/>
+            <w:tcW w:w="8488" w:type="dxa"/>
             <w:shd w:val="clear" w:color="auto" w:fill="F4F7FB"/>
             <w:vAlign w:val="top"/>
           </w:tcPr>
@@ -5776,7 +5776,7 @@
         </w:tc>
         <w:tc>
           <w:tcPr>
-            <w:tcW w:w="692" w:type="dxa"/>
+            <w:tcW w:w="614" w:type="dxa"/>
             <w:shd w:val="clear" w:color="auto" w:fill="F4F7FB"/>
             <w:vAlign w:val="top"/>
           </w:tcPr>
@@ -5792,7 +5792,7 @@
         </w:tc>
         <w:tc>
           <w:tcPr>
-            <w:tcW w:w="1468" w:type="dxa"/>
+            <w:tcW w:w="1302" w:type="dxa"/>
             <w:shd w:val="clear" w:color="auto" w:fill="F4F7FB"/>
             <w:vAlign w:val="top"/>
           </w:tcPr>
@@ -5808,7 +5808,7 @@
         </w:tc>
         <w:tc>
           <w:tcPr>
-            <w:tcW w:w="1801" w:type="dxa"/>
+            <w:tcW w:w="1597" w:type="dxa"/>
             <w:shd w:val="clear" w:color="auto" w:fill="F4F7FB"/>
             <w:vAlign w:val="top"/>
           </w:tcPr>
@@ -5824,7 +5824,7 @@
         </w:tc>
         <w:tc>
           <w:tcPr>
-            <w:tcW w:w="1380" w:type="dxa"/>
+            <w:tcW w:w="1222" w:type="dxa"/>
             <w:shd w:val="clear" w:color="auto" w:fill="F4F7FB"/>
             <w:vAlign w:val="top"/>
           </w:tcPr>
@@ -5845,7 +5845,7 @@
         </w:trPr>
         <w:tc>
           <w:tcPr>
-            <w:tcW w:w="829" w:type="dxa"/>
+            <w:tcW w:w="736" w:type="dxa"/>
             <w:vAlign w:val="top"/>
           </w:tcPr>
           <w:p>
@@ -5860,7 +5860,7 @@
         </w:tc>
         <w:tc>
           <w:tcPr>
-            <w:tcW w:w="7789" w:type="dxa"/>
+            <w:tcW w:w="8488" w:type="dxa"/>
             <w:vAlign w:val="top"/>
           </w:tcPr>
           <w:p>
@@ -5875,7 +5875,7 @@
         </w:tc>
         <w:tc>
           <w:tcPr>
-            <w:tcW w:w="692" w:type="dxa"/>
+            <w:tcW w:w="614" w:type="dxa"/>
             <w:vAlign w:val="top"/>
           </w:tcPr>
           <w:p>
@@ -5890,7 +5890,7 @@
         </w:tc>
         <w:tc>
           <w:tcPr>
-            <w:tcW w:w="1468" w:type="dxa"/>
+            <w:tcW w:w="1302" w:type="dxa"/>
             <w:vAlign w:val="top"/>
           </w:tcPr>
           <w:p>
@@ -5905,7 +5905,7 @@
         </w:tc>
         <w:tc>
           <w:tcPr>
-            <w:tcW w:w="1801" w:type="dxa"/>
+            <w:tcW w:w="1597" w:type="dxa"/>
             <w:vAlign w:val="top"/>
           </w:tcPr>
           <w:p>
@@ -5920,7 +5920,7 @@
         </w:tc>
         <w:tc>
           <w:tcPr>
-            <w:tcW w:w="1380" w:type="dxa"/>
+            <w:tcW w:w="1222" w:type="dxa"/>
             <w:vAlign w:val="top"/>
           </w:tcPr>
           <w:p>
@@ -5940,7 +5940,7 @@
         </w:trPr>
         <w:tc>
           <w:tcPr>
-            <w:tcW w:w="829" w:type="dxa"/>
+            <w:tcW w:w="736" w:type="dxa"/>
             <w:shd w:val="clear" w:color="auto" w:fill="F4F7FB"/>
             <w:vAlign w:val="top"/>
           </w:tcPr>
@@ -5956,7 +5956,7 @@
         </w:tc>
         <w:tc>
           <w:tcPr>
-            <w:tcW w:w="7789" w:type="dxa"/>
+            <w:tcW w:w="8488" w:type="dxa"/>
             <w:shd w:val="clear" w:color="auto" w:fill="F4F7FB"/>
             <w:vAlign w:val="top"/>
           </w:tcPr>
@@ -5972,7 +5972,7 @@
         </w:tc>
         <w:tc>
           <w:tcPr>
-            <w:tcW w:w="692" w:type="dxa"/>
+            <w:tcW w:w="614" w:type="dxa"/>
             <w:shd w:val="clear" w:color="auto" w:fill="F4F7FB"/>
             <w:vAlign w:val="top"/>
           </w:tcPr>
@@ -5988,7 +5988,7 @@
         </w:tc>
         <w:tc>
           <w:tcPr>
-            <w:tcW w:w="1468" w:type="dxa"/>
+            <w:tcW w:w="1302" w:type="dxa"/>
             <w:shd w:val="clear" w:color="auto" w:fill="F4F7FB"/>
             <w:vAlign w:val="top"/>
           </w:tcPr>
@@ -6004,7 +6004,7 @@
         </w:tc>
         <w:tc>
           <w:tcPr>
-            <w:tcW w:w="1801" w:type="dxa"/>
+            <w:tcW w:w="1597" w:type="dxa"/>
             <w:shd w:val="clear" w:color="auto" w:fill="F4F7FB"/>
             <w:vAlign w:val="top"/>
           </w:tcPr>
@@ -6020,7 +6020,7 @@
         </w:tc>
         <w:tc>
           <w:tcPr>
-            <w:tcW w:w="1380" w:type="dxa"/>
+            <w:tcW w:w="1222" w:type="dxa"/>
             <w:shd w:val="clear" w:color="auto" w:fill="F4F7FB"/>
             <w:vAlign w:val="top"/>
           </w:tcPr>
@@ -6041,7 +6041,7 @@
         </w:trPr>
         <w:tc>
           <w:tcPr>
-            <w:tcW w:w="829" w:type="dxa"/>
+            <w:tcW w:w="736" w:type="dxa"/>
             <w:vAlign w:val="top"/>
           </w:tcPr>
           <w:p>
@@ -6056,7 +6056,7 @@
         </w:tc>
         <w:tc>
           <w:tcPr>
-            <w:tcW w:w="7789" w:type="dxa"/>
+            <w:tcW w:w="8488" w:type="dxa"/>
             <w:vAlign w:val="top"/>
           </w:tcPr>
           <w:p>
@@ -6071,7 +6071,7 @@
         </w:tc>
         <w:tc>
           <w:tcPr>
-            <w:tcW w:w="692" w:type="dxa"/>
+            <w:tcW w:w="614" w:type="dxa"/>
             <w:vAlign w:val="top"/>
           </w:tcPr>
           <w:p>
@@ -6086,7 +6086,7 @@
         </w:tc>
         <w:tc>
           <w:tcPr>
-            <w:tcW w:w="1468" w:type="dxa"/>
+            <w:tcW w:w="1302" w:type="dxa"/>
             <w:vAlign w:val="top"/>
           </w:tcPr>
           <w:p>
@@ -6101,7 +6101,7 @@
         </w:tc>
         <w:tc>
           <w:tcPr>
-            <w:tcW w:w="1801" w:type="dxa"/>
+            <w:tcW w:w="1597" w:type="dxa"/>
             <w:vAlign w:val="top"/>
           </w:tcPr>
           <w:p>
@@ -6116,7 +6116,7 @@
         </w:tc>
         <w:tc>
           <w:tcPr>
-            <w:tcW w:w="1380" w:type="dxa"/>
+            <w:tcW w:w="1222" w:type="dxa"/>
             <w:vAlign w:val="top"/>
           </w:tcPr>
           <w:p>
@@ -6136,7 +6136,7 @@
         </w:trPr>
         <w:tc>
           <w:tcPr>
-            <w:tcW w:w="829" w:type="dxa"/>
+            <w:tcW w:w="736" w:type="dxa"/>
             <w:shd w:val="clear" w:color="auto" w:fill="F4F7FB"/>
             <w:vAlign w:val="top"/>
           </w:tcPr>
@@ -6152,7 +6152,7 @@
         </w:tc>
         <w:tc>
           <w:tcPr>
-            <w:tcW w:w="7789" w:type="dxa"/>
+            <w:tcW w:w="8488" w:type="dxa"/>
             <w:shd w:val="clear" w:color="auto" w:fill="F4F7FB"/>
             <w:vAlign w:val="top"/>
           </w:tcPr>
@@ -6168,7 +6168,7 @@
         </w:tc>
         <w:tc>
           <w:tcPr>
-            <w:tcW w:w="692" w:type="dxa"/>
+            <w:tcW w:w="614" w:type="dxa"/>
             <w:shd w:val="clear" w:color="auto" w:fill="F4F7FB"/>
             <w:vAlign w:val="top"/>
           </w:tcPr>
@@ -6184,7 +6184,7 @@
         </w:tc>
         <w:tc>
           <w:tcPr>
-            <w:tcW w:w="1468" w:type="dxa"/>
+            <w:tcW w:w="1302" w:type="dxa"/>
             <w:shd w:val="clear" w:color="auto" w:fill="F4F7FB"/>
             <w:vAlign w:val="top"/>
           </w:tcPr>
@@ -6200,7 +6200,7 @@
         </w:tc>
         <w:tc>
           <w:tcPr>
-            <w:tcW w:w="1801" w:type="dxa"/>
+            <w:tcW w:w="1597" w:type="dxa"/>
             <w:shd w:val="clear" w:color="auto" w:fill="F4F7FB"/>
             <w:vAlign w:val="top"/>
           </w:tcPr>
@@ -6216,7 +6216,7 @@
         </w:tc>
         <w:tc>
           <w:tcPr>
-            <w:tcW w:w="1380" w:type="dxa"/>
+            <w:tcW w:w="1222" w:type="dxa"/>
             <w:shd w:val="clear" w:color="auto" w:fill="F4F7FB"/>
             <w:vAlign w:val="top"/>
           </w:tcPr>
@@ -6237,7 +6237,7 @@
         </w:trPr>
         <w:tc>
           <w:tcPr>
-            <w:tcW w:w="829" w:type="dxa"/>
+            <w:tcW w:w="736" w:type="dxa"/>
             <w:vAlign w:val="top"/>
           </w:tcPr>
           <w:p>
@@ -6252,7 +6252,7 @@
         </w:tc>
         <w:tc>
           <w:tcPr>
-            <w:tcW w:w="7789" w:type="dxa"/>
+            <w:tcW w:w="8488" w:type="dxa"/>
             <w:vAlign w:val="top"/>
           </w:tcPr>
           <w:p>
@@ -6267,7 +6267,7 @@
         </w:tc>
         <w:tc>
           <w:tcPr>
-            <w:tcW w:w="692" w:type="dxa"/>
+            <w:tcW w:w="614" w:type="dxa"/>
             <w:vAlign w:val="top"/>
           </w:tcPr>
           <w:p>
@@ -6282,7 +6282,7 @@
         </w:tc>
         <w:tc>
           <w:tcPr>
-            <w:tcW w:w="1468" w:type="dxa"/>
+            <w:tcW w:w="1302" w:type="dxa"/>
             <w:vAlign w:val="top"/>
           </w:tcPr>
           <w:p>
@@ -6297,7 +6297,7 @@
         </w:tc>
         <w:tc>
           <w:tcPr>
-            <w:tcW w:w="1801" w:type="dxa"/>
+            <w:tcW w:w="1597" w:type="dxa"/>
             <w:vAlign w:val="top"/>
           </w:tcPr>
           <w:p>
@@ -6312,7 +6312,7 @@
         </w:tc>
         <w:tc>
           <w:tcPr>
-            <w:tcW w:w="1380" w:type="dxa"/>
+            <w:tcW w:w="1222" w:type="dxa"/>
             <w:vAlign w:val="top"/>
           </w:tcPr>
           <w:p>
@@ -6332,7 +6332,7 @@
         </w:trPr>
         <w:tc>
           <w:tcPr>
-            <w:tcW w:w="829" w:type="dxa"/>
+            <w:tcW w:w="736" w:type="dxa"/>
             <w:shd w:val="clear" w:color="auto" w:fill="F4F7FB"/>
             <w:vAlign w:val="top"/>
           </w:tcPr>
@@ -6348,7 +6348,7 @@
         </w:tc>
         <w:tc>
           <w:tcPr>
-            <w:tcW w:w="7789" w:type="dxa"/>
+            <w:tcW w:w="8488" w:type="dxa"/>
             <w:shd w:val="clear" w:color="auto" w:fill="F4F7FB"/>
             <w:vAlign w:val="top"/>
           </w:tcPr>
@@ -6364,7 +6364,7 @@
         </w:tc>
         <w:tc>
           <w:tcPr>
-            <w:tcW w:w="692" w:type="dxa"/>
+            <w:tcW w:w="614" w:type="dxa"/>
             <w:shd w:val="clear" w:color="auto" w:fill="F4F7FB"/>
             <w:vAlign w:val="top"/>
           </w:tcPr>
@@ -6380,7 +6380,7 @@
         </w:tc>
         <w:tc>
           <w:tcPr>
-            <w:tcW w:w="1468" w:type="dxa"/>
+            <w:tcW w:w="1302" w:type="dxa"/>
             <w:shd w:val="clear" w:color="auto" w:fill="F4F7FB"/>
             <w:vAlign w:val="top"/>
           </w:tcPr>
@@ -6396,7 +6396,7 @@
         </w:tc>
         <w:tc>
           <w:tcPr>
-            <w:tcW w:w="1801" w:type="dxa"/>
+            <w:tcW w:w="1597" w:type="dxa"/>
             <w:shd w:val="clear" w:color="auto" w:fill="F4F7FB"/>
             <w:vAlign w:val="top"/>
           </w:tcPr>
@@ -6412,7 +6412,7 @@
         </w:tc>
         <w:tc>
           <w:tcPr>
-            <w:tcW w:w="1380" w:type="dxa"/>
+            <w:tcW w:w="1222" w:type="dxa"/>
             <w:shd w:val="clear" w:color="auto" w:fill="F4F7FB"/>
             <w:vAlign w:val="top"/>
           </w:tcPr>
@@ -6433,7 +6433,7 @@
         </w:trPr>
         <w:tc>
           <w:tcPr>
-            <w:tcW w:w="829" w:type="dxa"/>
+            <w:tcW w:w="736" w:type="dxa"/>
             <w:vAlign w:val="top"/>
           </w:tcPr>
           <w:p>
@@ -6448,7 +6448,7 @@
         </w:tc>
         <w:tc>
           <w:tcPr>
-            <w:tcW w:w="7789" w:type="dxa"/>
+            <w:tcW w:w="8488" w:type="dxa"/>
             <w:vAlign w:val="top"/>
           </w:tcPr>
           <w:p>
@@ -6463,7 +6463,7 @@
         </w:tc>
         <w:tc>
           <w:tcPr>
-            <w:tcW w:w="692" w:type="dxa"/>
+            <w:tcW w:w="614" w:type="dxa"/>
             <w:vAlign w:val="top"/>
           </w:tcPr>
           <w:p>
@@ -6478,7 +6478,7 @@
         </w:tc>
         <w:tc>
           <w:tcPr>
-            <w:tcW w:w="1468" w:type="dxa"/>
+            <w:tcW w:w="1302" w:type="dxa"/>
             <w:vAlign w:val="top"/>
           </w:tcPr>
           <w:p>
@@ -6493,7 +6493,7 @@
         </w:tc>
         <w:tc>
           <w:tcPr>
-            <w:tcW w:w="1801" w:type="dxa"/>
+            <w:tcW w:w="1597" w:type="dxa"/>
             <w:vAlign w:val="top"/>
           </w:tcPr>
           <w:p>
@@ -6508,7 +6508,7 @@
         </w:tc>
         <w:tc>
           <w:tcPr>
-            <w:tcW w:w="1380" w:type="dxa"/>
+            <w:tcW w:w="1222" w:type="dxa"/>
             <w:vAlign w:val="top"/>
           </w:tcPr>
           <w:p>
@@ -6528,7 +6528,7 @@
         </w:trPr>
         <w:tc>
           <w:tcPr>
-            <w:tcW w:w="829" w:type="dxa"/>
+            <w:tcW w:w="736" w:type="dxa"/>
             <w:shd w:val="clear" w:color="auto" w:fill="F4F7FB"/>
             <w:vAlign w:val="top"/>
           </w:tcPr>
@@ -6544,7 +6544,7 @@
         </w:tc>
         <w:tc>
           <w:tcPr>
-            <w:tcW w:w="7789" w:type="dxa"/>
+            <w:tcW w:w="8488" w:type="dxa"/>
             <w:shd w:val="clear" w:color="auto" w:fill="F4F7FB"/>
             <w:vAlign w:val="top"/>
           </w:tcPr>
@@ -6560,7 +6560,7 @@
         </w:tc>
         <w:tc>
           <w:tcPr>
-            <w:tcW w:w="692" w:type="dxa"/>
+            <w:tcW w:w="614" w:type="dxa"/>
             <w:shd w:val="clear" w:color="auto" w:fill="F4F7FB"/>
             <w:vAlign w:val="top"/>
           </w:tcPr>
@@ -6576,7 +6576,7 @@
         </w:tc>
         <w:tc>
           <w:tcPr>
-            <w:tcW w:w="1468" w:type="dxa"/>
+            <w:tcW w:w="1302" w:type="dxa"/>
             <w:shd w:val="clear" w:color="auto" w:fill="F4F7FB"/>
             <w:vAlign w:val="top"/>
           </w:tcPr>
@@ -6592,7 +6592,7 @@
         </w:tc>
         <w:tc>
           <w:tcPr>
-            <w:tcW w:w="1801" w:type="dxa"/>
+            <w:tcW w:w="1597" w:type="dxa"/>
             <w:shd w:val="clear" w:color="auto" w:fill="F4F7FB"/>
             <w:vAlign w:val="top"/>
           </w:tcPr>
@@ -6608,7 +6608,7 @@
         </w:tc>
         <w:tc>
           <w:tcPr>
-            <w:tcW w:w="1380" w:type="dxa"/>
+            <w:tcW w:w="1222" w:type="dxa"/>
             <w:shd w:val="clear" w:color="auto" w:fill="F4F7FB"/>
             <w:vAlign w:val="top"/>
           </w:tcPr>
@@ -6629,7 +6629,7 @@
         </w:trPr>
         <w:tc>
           <w:tcPr>
-            <w:tcW w:w="829" w:type="dxa"/>
+            <w:tcW w:w="736" w:type="dxa"/>
             <w:vAlign w:val="top"/>
           </w:tcPr>
           <w:p>
@@ -6644,7 +6644,7 @@
         </w:tc>
         <w:tc>
           <w:tcPr>
-            <w:tcW w:w="7789" w:type="dxa"/>
+            <w:tcW w:w="8488" w:type="dxa"/>
             <w:vAlign w:val="top"/>
           </w:tcPr>
           <w:p>
@@ -6659,7 +6659,7 @@
         </w:tc>
         <w:tc>
           <w:tcPr>
-            <w:tcW w:w="692" w:type="dxa"/>
+            <w:tcW w:w="614" w:type="dxa"/>
             <w:vAlign w:val="top"/>
           </w:tcPr>
           <w:p>
@@ -6674,7 +6674,7 @@
         </w:tc>
         <w:tc>
           <w:tcPr>
-            <w:tcW w:w="1468" w:type="dxa"/>
+            <w:tcW w:w="1302" w:type="dxa"/>
             <w:vAlign w:val="top"/>
           </w:tcPr>
           <w:p>
@@ -6689,7 +6689,7 @@
         </w:tc>
         <w:tc>
           <w:tcPr>
-            <w:tcW w:w="1801" w:type="dxa"/>
+            <w:tcW w:w="1597" w:type="dxa"/>
             <w:vAlign w:val="top"/>
           </w:tcPr>
           <w:p>
@@ -6704,7 +6704,7 @@
         </w:tc>
         <w:tc>
           <w:tcPr>
-            <w:tcW w:w="1380" w:type="dxa"/>
+            <w:tcW w:w="1222" w:type="dxa"/>
             <w:vAlign w:val="top"/>
           </w:tcPr>
           <w:p>
@@ -6724,7 +6724,7 @@
         </w:trPr>
         <w:tc>
           <w:tcPr>
-            <w:tcW w:w="829" w:type="dxa"/>
+            <w:tcW w:w="736" w:type="dxa"/>
             <w:shd w:val="clear" w:color="auto" w:fill="F4F7FB"/>
             <w:vAlign w:val="top"/>
           </w:tcPr>
@@ -6740,7 +6740,7 @@
         </w:tc>
         <w:tc>
           <w:tcPr>
-            <w:tcW w:w="7789" w:type="dxa"/>
+            <w:tcW w:w="8488" w:type="dxa"/>
             <w:shd w:val="clear" w:color="auto" w:fill="F4F7FB"/>
             <w:vAlign w:val="top"/>
           </w:tcPr>
@@ -6756,7 +6756,7 @@
         </w:tc>
         <w:tc>
           <w:tcPr>
-            <w:tcW w:w="692" w:type="dxa"/>
+            <w:tcW w:w="614" w:type="dxa"/>
             <w:shd w:val="clear" w:color="auto" w:fill="F4F7FB"/>
             <w:vAlign w:val="top"/>
           </w:tcPr>
@@ -6772,7 +6772,7 @@
         </w:tc>
         <w:tc>
           <w:tcPr>
-            <w:tcW w:w="1468" w:type="dxa"/>
+            <w:tcW w:w="1302" w:type="dxa"/>
             <w:shd w:val="clear" w:color="auto" w:fill="F4F7FB"/>
             <w:vAlign w:val="top"/>
           </w:tcPr>
@@ -6788,7 +6788,7 @@
         </w:tc>
         <w:tc>
           <w:tcPr>
-            <w:tcW w:w="1801" w:type="dxa"/>
+            <w:tcW w:w="1597" w:type="dxa"/>
             <w:shd w:val="clear" w:color="auto" w:fill="F4F7FB"/>
             <w:vAlign w:val="top"/>
           </w:tcPr>
@@ -6804,7 +6804,7 @@
         </w:tc>
         <w:tc>
           <w:tcPr>
-            <w:tcW w:w="1380" w:type="dxa"/>
+            <w:tcW w:w="1222" w:type="dxa"/>
             <w:shd w:val="clear" w:color="auto" w:fill="F4F7FB"/>
             <w:vAlign w:val="top"/>
           </w:tcPr>
@@ -6877,12 +6877,12 @@
         <w:tblLook w:val="04A0" w:firstRow="1" w:lastRow="0" w:firstColumn="0" w:lastColumn="0" w:noHBand="0" w:noVBand="1"/>
       </w:tblPr>
       <w:tblGrid>
-        <w:gridCol w:w="829"/>
-        <w:gridCol w:w="7789"/>
-        <w:gridCol w:w="692"/>
-        <w:gridCol w:w="1468"/>
-        <w:gridCol w:w="1801"/>
-        <w:gridCol w:w="1380"/>
+        <w:gridCol w:w="736"/>
+        <w:gridCol w:w="8488"/>
+        <w:gridCol w:w="614"/>
+        <w:gridCol w:w="1302"/>
+        <w:gridCol w:w="1597"/>
+        <w:gridCol w:w="1222"/>
       </w:tblGrid>
       <w:tr>
         <w:trPr>
@@ -6891,7 +6891,7 @@
         </w:trPr>
         <w:tc>
           <w:tcPr>
-            <w:tcW w:w="829" w:type="dxa"/>
+            <w:tcW w:w="736" w:type="dxa"/>
             <w:shd w:val="clear" w:color="auto" w:fill="0F4761"/>
             <w:vAlign w:val="center"/>
           </w:tcPr>
@@ -6910,7 +6910,7 @@
         </w:tc>
         <w:tc>
           <w:tcPr>
-            <w:tcW w:w="7789" w:type="dxa"/>
+            <w:tcW w:w="8488" w:type="dxa"/>
             <w:shd w:val="clear" w:color="auto" w:fill="0F4761"/>
             <w:vAlign w:val="center"/>
           </w:tcPr>
@@ -6929,7 +6929,7 @@
         </w:tc>
         <w:tc>
           <w:tcPr>
-            <w:tcW w:w="692" w:type="dxa"/>
+            <w:tcW w:w="614" w:type="dxa"/>
             <w:shd w:val="clear" w:color="auto" w:fill="0F4761"/>
             <w:vAlign w:val="center"/>
           </w:tcPr>
@@ -6948,7 +6948,7 @@
         </w:tc>
         <w:tc>
           <w:tcPr>
-            <w:tcW w:w="1468" w:type="dxa"/>
+            <w:tcW w:w="1302" w:type="dxa"/>
             <w:shd w:val="clear" w:color="auto" w:fill="0F4761"/>
             <w:vAlign w:val="center"/>
           </w:tcPr>
@@ -6967,7 +6967,7 @@
         </w:tc>
         <w:tc>
           <w:tcPr>
-            <w:tcW w:w="1801" w:type="dxa"/>
+            <w:tcW w:w="1597" w:type="dxa"/>
             <w:shd w:val="clear" w:color="auto" w:fill="0F4761"/>
             <w:vAlign w:val="center"/>
           </w:tcPr>
@@ -6986,7 +6986,7 @@
         </w:tc>
         <w:tc>
           <w:tcPr>
-            <w:tcW w:w="1380" w:type="dxa"/>
+            <w:tcW w:w="1222" w:type="dxa"/>
             <w:shd w:val="clear" w:color="auto" w:fill="0F4761"/>
             <w:vAlign w:val="center"/>
           </w:tcPr>
@@ -7010,7 +7010,7 @@
         </w:trPr>
         <w:tc>
           <w:tcPr>
-            <w:tcW w:w="829" w:type="dxa"/>
+            <w:tcW w:w="736" w:type="dxa"/>
             <w:vAlign w:val="top"/>
           </w:tcPr>
           <w:p>
@@ -7025,7 +7025,7 @@
         </w:tc>
         <w:tc>
           <w:tcPr>
-            <w:tcW w:w="7789" w:type="dxa"/>
+            <w:tcW w:w="8488" w:type="dxa"/>
             <w:vAlign w:val="top"/>
           </w:tcPr>
           <w:p>
@@ -7040,7 +7040,7 @@
         </w:tc>
         <w:tc>
           <w:tcPr>
-            <w:tcW w:w="692" w:type="dxa"/>
+            <w:tcW w:w="614" w:type="dxa"/>
             <w:vAlign w:val="top"/>
           </w:tcPr>
           <w:p>
@@ -7055,7 +7055,7 @@
         </w:tc>
         <w:tc>
           <w:tcPr>
-            <w:tcW w:w="1468" w:type="dxa"/>
+            <w:tcW w:w="1302" w:type="dxa"/>
             <w:vAlign w:val="top"/>
           </w:tcPr>
           <w:p>
@@ -7070,7 +7070,7 @@
         </w:tc>
         <w:tc>
           <w:tcPr>
-            <w:tcW w:w="1801" w:type="dxa"/>
+            <w:tcW w:w="1597" w:type="dxa"/>
             <w:vAlign w:val="top"/>
           </w:tcPr>
           <w:p>
@@ -7085,7 +7085,7 @@
         </w:tc>
         <w:tc>
           <w:tcPr>
-            <w:tcW w:w="1380" w:type="dxa"/>
+            <w:tcW w:w="1222" w:type="dxa"/>
             <w:vAlign w:val="top"/>
           </w:tcPr>
           <w:p>
@@ -7105,7 +7105,7 @@
         </w:trPr>
         <w:tc>
           <w:tcPr>
-            <w:tcW w:w="829" w:type="dxa"/>
+            <w:tcW w:w="736" w:type="dxa"/>
             <w:shd w:val="clear" w:color="auto" w:fill="F4F7FB"/>
             <w:vAlign w:val="top"/>
           </w:tcPr>
@@ -7121,7 +7121,7 @@
         </w:tc>
         <w:tc>
           <w:tcPr>
-            <w:tcW w:w="7789" w:type="dxa"/>
+            <w:tcW w:w="8488" w:type="dxa"/>
             <w:shd w:val="clear" w:color="auto" w:fill="F4F7FB"/>
             <w:vAlign w:val="top"/>
           </w:tcPr>
@@ -7137,7 +7137,7 @@
         </w:tc>
         <w:tc>
           <w:tcPr>
-            <w:tcW w:w="692" w:type="dxa"/>
+            <w:tcW w:w="614" w:type="dxa"/>
             <w:shd w:val="clear" w:color="auto" w:fill="F4F7FB"/>
             <w:vAlign w:val="top"/>
           </w:tcPr>
@@ -7153,7 +7153,7 @@
         </w:tc>
         <w:tc>
           <w:tcPr>
-            <w:tcW w:w="1468" w:type="dxa"/>
+            <w:tcW w:w="1302" w:type="dxa"/>
             <w:shd w:val="clear" w:color="auto" w:fill="F4F7FB"/>
             <w:vAlign w:val="top"/>
           </w:tcPr>
@@ -7169,7 +7169,7 @@
         </w:tc>
         <w:tc>
           <w:tcPr>
-            <w:tcW w:w="1801" w:type="dxa"/>
+            <w:tcW w:w="1597" w:type="dxa"/>
             <w:shd w:val="clear" w:color="auto" w:fill="F4F7FB"/>
             <w:vAlign w:val="top"/>
           </w:tcPr>
@@ -7185,7 +7185,7 @@
         </w:tc>
         <w:tc>
           <w:tcPr>
-            <w:tcW w:w="1380" w:type="dxa"/>
+            <w:tcW w:w="1222" w:type="dxa"/>
             <w:shd w:val="clear" w:color="auto" w:fill="F4F7FB"/>
             <w:vAlign w:val="top"/>
           </w:tcPr>
@@ -7206,7 +7206,7 @@
         </w:trPr>
         <w:tc>
           <w:tcPr>
-            <w:tcW w:w="829" w:type="dxa"/>
+            <w:tcW w:w="736" w:type="dxa"/>
             <w:vAlign w:val="top"/>
           </w:tcPr>
           <w:p>
@@ -7221,7 +7221,7 @@
         </w:tc>
         <w:tc>
           <w:tcPr>
-            <w:tcW w:w="7789" w:type="dxa"/>
+            <w:tcW w:w="8488" w:type="dxa"/>
             <w:vAlign w:val="top"/>
           </w:tcPr>
           <w:p>
@@ -7236,7 +7236,7 @@
         </w:tc>
         <w:tc>
           <w:tcPr>
-            <w:tcW w:w="692" w:type="dxa"/>
+            <w:tcW w:w="614" w:type="dxa"/>
             <w:vAlign w:val="top"/>
           </w:tcPr>
           <w:p>
@@ -7251,7 +7251,7 @@
         </w:tc>
         <w:tc>
           <w:tcPr>
-            <w:tcW w:w="1468" w:type="dxa"/>
+            <w:tcW w:w="1302" w:type="dxa"/>
             <w:vAlign w:val="top"/>
           </w:tcPr>
           <w:p>
@@ -7266,7 +7266,7 @@
         </w:tc>
         <w:tc>
           <w:tcPr>
-            <w:tcW w:w="1801" w:type="dxa"/>
+            <w:tcW w:w="1597" w:type="dxa"/>
             <w:vAlign w:val="top"/>
           </w:tcPr>
           <w:p>
@@ -7281,7 +7281,7 @@
         </w:tc>
         <w:tc>
           <w:tcPr>
-            <w:tcW w:w="1380" w:type="dxa"/>
+            <w:tcW w:w="1222" w:type="dxa"/>
             <w:vAlign w:val="top"/>
           </w:tcPr>
           <w:p>
@@ -7301,7 +7301,7 @@
         </w:trPr>
         <w:tc>
           <w:tcPr>
-            <w:tcW w:w="829" w:type="dxa"/>
+            <w:tcW w:w="736" w:type="dxa"/>
             <w:shd w:val="clear" w:color="auto" w:fill="F4F7FB"/>
             <w:vAlign w:val="top"/>
           </w:tcPr>
@@ -7317,7 +7317,7 @@
         </w:tc>
         <w:tc>
           <w:tcPr>
-            <w:tcW w:w="7789" w:type="dxa"/>
+            <w:tcW w:w="8488" w:type="dxa"/>
             <w:shd w:val="clear" w:color="auto" w:fill="F4F7FB"/>
             <w:vAlign w:val="top"/>
           </w:tcPr>
@@ -7333,7 +7333,7 @@
         </w:tc>
         <w:tc>
           <w:tcPr>
-            <w:tcW w:w="692" w:type="dxa"/>
+            <w:tcW w:w="614" w:type="dxa"/>
             <w:shd w:val="clear" w:color="auto" w:fill="F4F7FB"/>
             <w:vAlign w:val="top"/>
           </w:tcPr>
@@ -7349,7 +7349,7 @@
         </w:tc>
         <w:tc>
           <w:tcPr>
-            <w:tcW w:w="1468" w:type="dxa"/>
+            <w:tcW w:w="1302" w:type="dxa"/>
             <w:shd w:val="clear" w:color="auto" w:fill="F4F7FB"/>
             <w:vAlign w:val="top"/>
           </w:tcPr>
@@ -7365,7 +7365,7 @@
         </w:tc>
         <w:tc>
           <w:tcPr>
-            <w:tcW w:w="1801" w:type="dxa"/>
+            <w:tcW w:w="1597" w:type="dxa"/>
             <w:shd w:val="clear" w:color="auto" w:fill="F4F7FB"/>
             <w:vAlign w:val="top"/>
           </w:tcPr>
@@ -7381,7 +7381,7 @@
         </w:tc>
         <w:tc>
           <w:tcPr>
-            <w:tcW w:w="1380" w:type="dxa"/>
+            <w:tcW w:w="1222" w:type="dxa"/>
             <w:shd w:val="clear" w:color="auto" w:fill="F4F7FB"/>
             <w:vAlign w:val="top"/>
           </w:tcPr>
@@ -7402,7 +7402,7 @@
         </w:trPr>
         <w:tc>
           <w:tcPr>
-            <w:tcW w:w="829" w:type="dxa"/>
+            <w:tcW w:w="736" w:type="dxa"/>
             <w:vAlign w:val="top"/>
           </w:tcPr>
           <w:p>
@@ -7417,7 +7417,7 @@
         </w:tc>
         <w:tc>
           <w:tcPr>
-            <w:tcW w:w="7789" w:type="dxa"/>
+            <w:tcW w:w="8488" w:type="dxa"/>
             <w:vAlign w:val="top"/>
           </w:tcPr>
           <w:p>
@@ -7432,7 +7432,7 @@
         </w:tc>
         <w:tc>
           <w:tcPr>
-            <w:tcW w:w="692" w:type="dxa"/>
+            <w:tcW w:w="614" w:type="dxa"/>
             <w:vAlign w:val="top"/>
           </w:tcPr>
           <w:p>
@@ -7447,7 +7447,7 @@
         </w:tc>
         <w:tc>
           <w:tcPr>
-            <w:tcW w:w="1468" w:type="dxa"/>
+            <w:tcW w:w="1302" w:type="dxa"/>
             <w:vAlign w:val="top"/>
           </w:tcPr>
           <w:p>
@@ -7462,7 +7462,7 @@
         </w:tc>
         <w:tc>
           <w:tcPr>
-            <w:tcW w:w="1801" w:type="dxa"/>
+            <w:tcW w:w="1597" w:type="dxa"/>
             <w:vAlign w:val="top"/>
           </w:tcPr>
           <w:p>
@@ -7477,7 +7477,7 @@
         </w:tc>
         <w:tc>
           <w:tcPr>
-            <w:tcW w:w="1380" w:type="dxa"/>
+            <w:tcW w:w="1222" w:type="dxa"/>
             <w:vAlign w:val="top"/>
           </w:tcPr>
           <w:p>
@@ -7497,7 +7497,7 @@
         </w:trPr>
         <w:tc>
           <w:tcPr>
-            <w:tcW w:w="829" w:type="dxa"/>
+            <w:tcW w:w="736" w:type="dxa"/>
             <w:shd w:val="clear" w:color="auto" w:fill="F4F7FB"/>
             <w:vAlign w:val="top"/>
           </w:tcPr>
@@ -7513,7 +7513,7 @@
         </w:tc>
         <w:tc>
           <w:tcPr>
-            <w:tcW w:w="7789" w:type="dxa"/>
+            <w:tcW w:w="8488" w:type="dxa"/>
             <w:shd w:val="clear" w:color="auto" w:fill="F4F7FB"/>
             <w:vAlign w:val="top"/>
           </w:tcPr>
@@ -7529,7 +7529,7 @@
         </w:tc>
         <w:tc>
           <w:tcPr>
-            <w:tcW w:w="692" w:type="dxa"/>
+            <w:tcW w:w="614" w:type="dxa"/>
             <w:shd w:val="clear" w:color="auto" w:fill="F4F7FB"/>
             <w:vAlign w:val="top"/>
           </w:tcPr>
@@ -7545,7 +7545,7 @@
         </w:tc>
         <w:tc>
           <w:tcPr>
-            <w:tcW w:w="1468" w:type="dxa"/>
+            <w:tcW w:w="1302" w:type="dxa"/>
             <w:shd w:val="clear" w:color="auto" w:fill="F4F7FB"/>
             <w:vAlign w:val="top"/>
           </w:tcPr>
@@ -7561,7 +7561,7 @@
         </w:tc>
         <w:tc>
           <w:tcPr>
-            <w:tcW w:w="1801" w:type="dxa"/>
+            <w:tcW w:w="1597" w:type="dxa"/>
             <w:shd w:val="clear" w:color="auto" w:fill="F4F7FB"/>
             <w:vAlign w:val="top"/>
           </w:tcPr>
@@ -7577,7 +7577,7 @@
         </w:tc>
         <w:tc>
           <w:tcPr>
-            <w:tcW w:w="1380" w:type="dxa"/>
+            <w:tcW w:w="1222" w:type="dxa"/>
             <w:shd w:val="clear" w:color="auto" w:fill="F4F7FB"/>
             <w:vAlign w:val="top"/>
           </w:tcPr>
@@ -7598,7 +7598,7 @@
         </w:trPr>
         <w:tc>
           <w:tcPr>
-            <w:tcW w:w="829" w:type="dxa"/>
+            <w:tcW w:w="736" w:type="dxa"/>
             <w:vAlign w:val="top"/>
           </w:tcPr>
           <w:p>
@@ -7613,7 +7613,7 @@
         </w:tc>
         <w:tc>
           <w:tcPr>
-            <w:tcW w:w="7789" w:type="dxa"/>
+            <w:tcW w:w="8488" w:type="dxa"/>
             <w:vAlign w:val="top"/>
           </w:tcPr>
           <w:p>
@@ -7628,7 +7628,7 @@
         </w:tc>
         <w:tc>
           <w:tcPr>
-            <w:tcW w:w="692" w:type="dxa"/>
+            <w:tcW w:w="614" w:type="dxa"/>
             <w:vAlign w:val="top"/>
           </w:tcPr>
           <w:p>
@@ -7643,7 +7643,7 @@
         </w:tc>
         <w:tc>
           <w:tcPr>
-            <w:tcW w:w="1468" w:type="dxa"/>
+            <w:tcW w:w="1302" w:type="dxa"/>
             <w:vAlign w:val="top"/>
           </w:tcPr>
           <w:p>
@@ -7658,7 +7658,7 @@
         </w:tc>
         <w:tc>
           <w:tcPr>
-            <w:tcW w:w="1801" w:type="dxa"/>
+            <w:tcW w:w="1597" w:type="dxa"/>
             <w:vAlign w:val="top"/>
           </w:tcPr>
           <w:p>
@@ -7673,7 +7673,7 @@
         </w:tc>
         <w:tc>
           <w:tcPr>
-            <w:tcW w:w="1380" w:type="dxa"/>
+            <w:tcW w:w="1222" w:type="dxa"/>
             <w:vAlign w:val="top"/>
           </w:tcPr>
           <w:p>
@@ -7745,12 +7745,12 @@
         <w:tblLook w:val="04A0" w:firstRow="1" w:lastRow="0" w:firstColumn="0" w:lastColumn="0" w:noHBand="0" w:noVBand="1"/>
       </w:tblPr>
       <w:tblGrid>
-        <w:gridCol w:w="829"/>
-        <w:gridCol w:w="7789"/>
-        <w:gridCol w:w="692"/>
-        <w:gridCol w:w="1468"/>
-        <w:gridCol w:w="1801"/>
-        <w:gridCol w:w="1380"/>
+        <w:gridCol w:w="736"/>
+        <w:gridCol w:w="8488"/>
+        <w:gridCol w:w="614"/>
+        <w:gridCol w:w="1302"/>
+        <w:gridCol w:w="1597"/>
+        <w:gridCol w:w="1222"/>
       </w:tblGrid>
       <w:tr>
         <w:trPr>
@@ -7759,7 +7759,7 @@
         </w:trPr>
         <w:tc>
           <w:tcPr>
-            <w:tcW w:w="829" w:type="dxa"/>
+            <w:tcW w:w="736" w:type="dxa"/>
             <w:shd w:val="clear" w:color="auto" w:fill="0F4761"/>
             <w:vAlign w:val="center"/>
           </w:tcPr>
@@ -7778,7 +7778,7 @@
         </w:tc>
         <w:tc>
           <w:tcPr>
-            <w:tcW w:w="7789" w:type="dxa"/>
+            <w:tcW w:w="8488" w:type="dxa"/>
             <w:shd w:val="clear" w:color="auto" w:fill="0F4761"/>
             <w:vAlign w:val="center"/>
           </w:tcPr>
@@ -7797,7 +7797,7 @@
         </w:tc>
         <w:tc>
           <w:tcPr>
-            <w:tcW w:w="692" w:type="dxa"/>
+            <w:tcW w:w="614" w:type="dxa"/>
             <w:shd w:val="clear" w:color="auto" w:fill="0F4761"/>
             <w:vAlign w:val="center"/>
           </w:tcPr>
@@ -7816,7 +7816,7 @@
         </w:tc>
         <w:tc>
           <w:tcPr>
-            <w:tcW w:w="1468" w:type="dxa"/>
+            <w:tcW w:w="1302" w:type="dxa"/>
             <w:shd w:val="clear" w:color="auto" w:fill="0F4761"/>
             <w:vAlign w:val="center"/>
           </w:tcPr>
@@ -7835,7 +7835,7 @@
         </w:tc>
         <w:tc>
           <w:tcPr>
-            <w:tcW w:w="1801" w:type="dxa"/>
+            <w:tcW w:w="1597" w:type="dxa"/>
             <w:shd w:val="clear" w:color="auto" w:fill="0F4761"/>
             <w:vAlign w:val="center"/>
           </w:tcPr>
@@ -7854,7 +7854,7 @@
         </w:tc>
         <w:tc>
           <w:tcPr>
-            <w:tcW w:w="1380" w:type="dxa"/>
+            <w:tcW w:w="1222" w:type="dxa"/>
             <w:shd w:val="clear" w:color="auto" w:fill="0F4761"/>
             <w:vAlign w:val="center"/>
           </w:tcPr>
@@ -7878,7 +7878,7 @@
         </w:trPr>
         <w:tc>
           <w:tcPr>
-            <w:tcW w:w="829" w:type="dxa"/>
+            <w:tcW w:w="736" w:type="dxa"/>
             <w:vAlign w:val="top"/>
           </w:tcPr>
           <w:p>
@@ -7893,7 +7893,7 @@
         </w:tc>
         <w:tc>
           <w:tcPr>
-            <w:tcW w:w="7789" w:type="dxa"/>
+            <w:tcW w:w="8488" w:type="dxa"/>
             <w:vAlign w:val="top"/>
           </w:tcPr>
           <w:p>
@@ -7908,7 +7908,7 @@
         </w:tc>
         <w:tc>
           <w:tcPr>
-            <w:tcW w:w="692" w:type="dxa"/>
+            <w:tcW w:w="614" w:type="dxa"/>
             <w:vAlign w:val="top"/>
           </w:tcPr>
           <w:p>
@@ -7923,7 +7923,7 @@
         </w:tc>
         <w:tc>
           <w:tcPr>
-            <w:tcW w:w="1468" w:type="dxa"/>
+            <w:tcW w:w="1302" w:type="dxa"/>
             <w:vAlign w:val="top"/>
           </w:tcPr>
           <w:p>
@@ -7938,7 +7938,7 @@
         </w:tc>
         <w:tc>
           <w:tcPr>
-            <w:tcW w:w="1801" w:type="dxa"/>
+            <w:tcW w:w="1597" w:type="dxa"/>
             <w:vAlign w:val="top"/>
           </w:tcPr>
           <w:p>
@@ -7953,7 +7953,7 @@
         </w:tc>
         <w:tc>
           <w:tcPr>
-            <w:tcW w:w="1380" w:type="dxa"/>
+            <w:tcW w:w="1222" w:type="dxa"/>
             <w:vAlign w:val="top"/>
           </w:tcPr>
           <w:p>
@@ -7973,7 +7973,7 @@
         </w:trPr>
         <w:tc>
           <w:tcPr>
-            <w:tcW w:w="829" w:type="dxa"/>
+            <w:tcW w:w="736" w:type="dxa"/>
             <w:shd w:val="clear" w:color="auto" w:fill="F4F7FB"/>
             <w:vAlign w:val="top"/>
           </w:tcPr>
@@ -7989,7 +7989,7 @@
         </w:tc>
         <w:tc>
           <w:tcPr>
-            <w:tcW w:w="7789" w:type="dxa"/>
+            <w:tcW w:w="8488" w:type="dxa"/>
             <w:shd w:val="clear" w:color="auto" w:fill="F4F7FB"/>
             <w:vAlign w:val="top"/>
           </w:tcPr>
@@ -8005,7 +8005,7 @@
         </w:tc>
         <w:tc>
           <w:tcPr>
-            <w:tcW w:w="692" w:type="dxa"/>
+            <w:tcW w:w="614" w:type="dxa"/>
             <w:shd w:val="clear" w:color="auto" w:fill="F4F7FB"/>
             <w:vAlign w:val="top"/>
           </w:tcPr>
@@ -8021,7 +8021,7 @@
         </w:tc>
         <w:tc>
           <w:tcPr>
-            <w:tcW w:w="1468" w:type="dxa"/>
+            <w:tcW w:w="1302" w:type="dxa"/>
             <w:shd w:val="clear" w:color="auto" w:fill="F4F7FB"/>
             <w:vAlign w:val="top"/>
           </w:tcPr>
@@ -8037,7 +8037,7 @@
         </w:tc>
         <w:tc>
           <w:tcPr>
-            <w:tcW w:w="1801" w:type="dxa"/>
+            <w:tcW w:w="1597" w:type="dxa"/>
             <w:shd w:val="clear" w:color="auto" w:fill="F4F7FB"/>
             <w:vAlign w:val="top"/>
           </w:tcPr>
@@ -8053,7 +8053,7 @@
         </w:tc>
         <w:tc>
           <w:tcPr>
-            <w:tcW w:w="1380" w:type="dxa"/>
+            <w:tcW w:w="1222" w:type="dxa"/>
             <w:shd w:val="clear" w:color="auto" w:fill="F4F7FB"/>
             <w:vAlign w:val="top"/>
           </w:tcPr>
@@ -8074,7 +8074,7 @@
         </w:trPr>
         <w:tc>
           <w:tcPr>
-            <w:tcW w:w="829" w:type="dxa"/>
+            <w:tcW w:w="736" w:type="dxa"/>
             <w:vAlign w:val="top"/>
           </w:tcPr>
           <w:p>
@@ -8089,7 +8089,7 @@
         </w:tc>
         <w:tc>
           <w:tcPr>
-            <w:tcW w:w="7789" w:type="dxa"/>
+            <w:tcW w:w="8488" w:type="dxa"/>
             <w:vAlign w:val="top"/>
           </w:tcPr>
           <w:p>
@@ -8104,7 +8104,7 @@
         </w:tc>
         <w:tc>
           <w:tcPr>
-            <w:tcW w:w="692" w:type="dxa"/>
+            <w:tcW w:w="614" w:type="dxa"/>
             <w:vAlign w:val="top"/>
           </w:tcPr>
           <w:p>
@@ -8119,7 +8119,7 @@
         </w:tc>
         <w:tc>
           <w:tcPr>
-            <w:tcW w:w="1468" w:type="dxa"/>
+            <w:tcW w:w="1302" w:type="dxa"/>
             <w:vAlign w:val="top"/>
           </w:tcPr>
           <w:p>
@@ -8134,7 +8134,7 @@
         </w:tc>
         <w:tc>
           <w:tcPr>
-            <w:tcW w:w="1801" w:type="dxa"/>
+            <w:tcW w:w="1597" w:type="dxa"/>
             <w:vAlign w:val="top"/>
           </w:tcPr>
           <w:p>
@@ -8149,7 +8149,7 @@
         </w:tc>
         <w:tc>
           <w:tcPr>
-            <w:tcW w:w="1380" w:type="dxa"/>
+            <w:tcW w:w="1222" w:type="dxa"/>
             <w:vAlign w:val="top"/>
           </w:tcPr>
           <w:p>
@@ -8169,7 +8169,7 @@
         </w:trPr>
         <w:tc>
           <w:tcPr>
-            <w:tcW w:w="829" w:type="dxa"/>
+            <w:tcW w:w="736" w:type="dxa"/>
             <w:shd w:val="clear" w:color="auto" w:fill="F4F7FB"/>
             <w:vAlign w:val="top"/>
           </w:tcPr>
@@ -8185,7 +8185,7 @@
         </w:tc>
         <w:tc>
           <w:tcPr>
-            <w:tcW w:w="7789" w:type="dxa"/>
+            <w:tcW w:w="8488" w:type="dxa"/>
             <w:shd w:val="clear" w:color="auto" w:fill="F4F7FB"/>
             <w:vAlign w:val="top"/>
           </w:tcPr>
@@ -8201,7 +8201,7 @@
         </w:tc>
         <w:tc>
           <w:tcPr>
-            <w:tcW w:w="692" w:type="dxa"/>
+            <w:tcW w:w="614" w:type="dxa"/>
             <w:shd w:val="clear" w:color="auto" w:fill="F4F7FB"/>
             <w:vAlign w:val="top"/>
           </w:tcPr>
@@ -8217,7 +8217,7 @@
         </w:tc>
         <w:tc>
           <w:tcPr>
-            <w:tcW w:w="1468" w:type="dxa"/>
+            <w:tcW w:w="1302" w:type="dxa"/>
             <w:shd w:val="clear" w:color="auto" w:fill="F4F7FB"/>
             <w:vAlign w:val="top"/>
           </w:tcPr>
@@ -8233,7 +8233,7 @@
         </w:tc>
         <w:tc>
           <w:tcPr>
-            <w:tcW w:w="1801" w:type="dxa"/>
+            <w:tcW w:w="1597" w:type="dxa"/>
             <w:shd w:val="clear" w:color="auto" w:fill="F4F7FB"/>
             <w:vAlign w:val="top"/>
           </w:tcPr>
@@ -8249,7 +8249,7 @@
         </w:tc>
         <w:tc>
           <w:tcPr>
-            <w:tcW w:w="1380" w:type="dxa"/>
+            <w:tcW w:w="1222" w:type="dxa"/>
             <w:shd w:val="clear" w:color="auto" w:fill="F4F7FB"/>
             <w:vAlign w:val="top"/>
           </w:tcPr>
@@ -8270,7 +8270,7 @@
         </w:trPr>
         <w:tc>
           <w:tcPr>
-            <w:tcW w:w="829" w:type="dxa"/>
+            <w:tcW w:w="736" w:type="dxa"/>
             <w:vAlign w:val="top"/>
           </w:tcPr>
           <w:p>
@@ -8285,7 +8285,7 @@
         </w:tc>
         <w:tc>
           <w:tcPr>
-            <w:tcW w:w="7789" w:type="dxa"/>
+            <w:tcW w:w="8488" w:type="dxa"/>
             <w:vAlign w:val="top"/>
           </w:tcPr>
           <w:p>
@@ -8300,7 +8300,7 @@
         </w:tc>
         <w:tc>
           <w:tcPr>
-            <w:tcW w:w="692" w:type="dxa"/>
+            <w:tcW w:w="614" w:type="dxa"/>
             <w:vAlign w:val="top"/>
           </w:tcPr>
           <w:p>
@@ -8315,7 +8315,7 @@
         </w:tc>
         <w:tc>
           <w:tcPr>
-            <w:tcW w:w="1468" w:type="dxa"/>
+            <w:tcW w:w="1302" w:type="dxa"/>
             <w:vAlign w:val="top"/>
           </w:tcPr>
           <w:p>
@@ -8330,7 +8330,7 @@
         </w:tc>
         <w:tc>
           <w:tcPr>
-            <w:tcW w:w="1801" w:type="dxa"/>
+            <w:tcW w:w="1597" w:type="dxa"/>
             <w:vAlign w:val="top"/>
           </w:tcPr>
           <w:p>
@@ -8345,7 +8345,7 @@
         </w:tc>
         <w:tc>
           <w:tcPr>
-            <w:tcW w:w="1380" w:type="dxa"/>
+            <w:tcW w:w="1222" w:type="dxa"/>
             <w:vAlign w:val="top"/>
           </w:tcPr>
           <w:p>
@@ -8417,12 +8417,12 @@
         <w:tblLook w:val="04A0" w:firstRow="1" w:lastRow="0" w:firstColumn="0" w:lastColumn="0" w:noHBand="0" w:noVBand="1"/>
       </w:tblPr>
       <w:tblGrid>
-        <w:gridCol w:w="829"/>
-        <w:gridCol w:w="7789"/>
-        <w:gridCol w:w="692"/>
-        <w:gridCol w:w="1468"/>
-        <w:gridCol w:w="1801"/>
-        <w:gridCol w:w="1380"/>
+        <w:gridCol w:w="736"/>
+        <w:gridCol w:w="8488"/>
+        <w:gridCol w:w="614"/>
+        <w:gridCol w:w="1302"/>
+        <w:gridCol w:w="1597"/>
+        <w:gridCol w:w="1222"/>
       </w:tblGrid>
       <w:tr>
         <w:trPr>
@@ -8431,7 +8431,7 @@
         </w:trPr>
         <w:tc>
           <w:tcPr>
-            <w:tcW w:w="829" w:type="dxa"/>
+            <w:tcW w:w="736" w:type="dxa"/>
             <w:shd w:val="clear" w:color="auto" w:fill="0F4761"/>
             <w:vAlign w:val="center"/>
           </w:tcPr>
@@ -8450,7 +8450,7 @@
         </w:tc>
         <w:tc>
           <w:tcPr>
-            <w:tcW w:w="7789" w:type="dxa"/>
+            <w:tcW w:w="8488" w:type="dxa"/>
             <w:shd w:val="clear" w:color="auto" w:fill="0F4761"/>
             <w:vAlign w:val="center"/>
           </w:tcPr>
@@ -8469,7 +8469,7 @@
         </w:tc>
         <w:tc>
           <w:tcPr>
-            <w:tcW w:w="692" w:type="dxa"/>
+            <w:tcW w:w="614" w:type="dxa"/>
             <w:shd w:val="clear" w:color="auto" w:fill="0F4761"/>
             <w:vAlign w:val="center"/>
           </w:tcPr>
@@ -8488,7 +8488,7 @@
         </w:tc>
         <w:tc>
           <w:tcPr>
-            <w:tcW w:w="1468" w:type="dxa"/>
+            <w:tcW w:w="1302" w:type="dxa"/>
             <w:shd w:val="clear" w:color="auto" w:fill="0F4761"/>
             <w:vAlign w:val="center"/>
           </w:tcPr>
@@ -8507,7 +8507,7 @@
         </w:tc>
         <w:tc>
           <w:tcPr>
-            <w:tcW w:w="1801" w:type="dxa"/>
+            <w:tcW w:w="1597" w:type="dxa"/>
             <w:shd w:val="clear" w:color="auto" w:fill="0F4761"/>
             <w:vAlign w:val="center"/>
           </w:tcPr>
@@ -8526,7 +8526,7 @@
         </w:tc>
         <w:tc>
           <w:tcPr>
-            <w:tcW w:w="1380" w:type="dxa"/>
+            <w:tcW w:w="1222" w:type="dxa"/>
             <w:shd w:val="clear" w:color="auto" w:fill="0F4761"/>
             <w:vAlign w:val="center"/>
           </w:tcPr>
@@ -8550,7 +8550,7 @@
         </w:trPr>
         <w:tc>
           <w:tcPr>
-            <w:tcW w:w="829" w:type="dxa"/>
+            <w:tcW w:w="736" w:type="dxa"/>
             <w:vAlign w:val="top"/>
           </w:tcPr>
           <w:p>
@@ -8565,22 +8565,22 @@
         </w:tc>
         <w:tc>
           <w:tcPr>
-            <w:tcW w:w="7789" w:type="dxa"/>
-            <w:vAlign w:val="top"/>
-          </w:tcPr>
-          <w:p>
-            <w:pPr>
-              <w:pStyle w:val="TableText"/>
-              <w:jc w:val="left"/>
-            </w:pPr>
-            <w:r>
-              <w:t xml:space="preserve">Data subject requests: access, correction, erasure</w:t>
-            </w:r>
-          </w:p>
-        </w:tc>
-        <w:tc>
-          <w:tcPr>
-            <w:tcW w:w="692" w:type="dxa"/>
+            <w:tcW w:w="8488" w:type="dxa"/>
+            <w:vAlign w:val="top"/>
+          </w:tcPr>
+          <w:p>
+            <w:pPr>
+              <w:pStyle w:val="TableText"/>
+              <w:jc w:val="left"/>
+            </w:pPr>
+            <w:r>
+              <w:t xml:space="preserve">Data requests (access and erasure) handled in the data requests register within the response time</w:t>
+            </w:r>
+          </w:p>
+        </w:tc>
+        <w:tc>
+          <w:tcPr>
+            <w:tcW w:w="614" w:type="dxa"/>
             <w:vAlign w:val="top"/>
           </w:tcPr>
           <w:p>
@@ -8595,7 +8595,7 @@
         </w:tc>
         <w:tc>
           <w:tcPr>
-            <w:tcW w:w="1468" w:type="dxa"/>
+            <w:tcW w:w="1302" w:type="dxa"/>
             <w:vAlign w:val="top"/>
           </w:tcPr>
           <w:p>
@@ -8610,7 +8610,7 @@
         </w:tc>
         <w:tc>
           <w:tcPr>
-            <w:tcW w:w="1801" w:type="dxa"/>
+            <w:tcW w:w="1597" w:type="dxa"/>
             <w:vAlign w:val="top"/>
           </w:tcPr>
           <w:p>
@@ -8625,7 +8625,7 @@
         </w:tc>
         <w:tc>
           <w:tcPr>
-            <w:tcW w:w="1380" w:type="dxa"/>
+            <w:tcW w:w="1222" w:type="dxa"/>
             <w:vAlign w:val="top"/>
           </w:tcPr>
           <w:p>
@@ -8645,7 +8645,7 @@
         </w:trPr>
         <w:tc>
           <w:tcPr>
-            <w:tcW w:w="829" w:type="dxa"/>
+            <w:tcW w:w="736" w:type="dxa"/>
             <w:shd w:val="clear" w:color="auto" w:fill="F4F7FB"/>
             <w:vAlign w:val="top"/>
           </w:tcPr>
@@ -8661,23 +8661,23 @@
         </w:tc>
         <w:tc>
           <w:tcPr>
-            <w:tcW w:w="7789" w:type="dxa"/>
-            <w:shd w:val="clear" w:color="auto" w:fill="F4F7FB"/>
-            <w:vAlign w:val="top"/>
-          </w:tcPr>
-          <w:p>
-            <w:pPr>
-              <w:pStyle w:val="TableText"/>
-              <w:jc w:val="left"/>
-            </w:pPr>
-            <w:r>
-              <w:t xml:space="preserve">Data-quality correction with evidence</w:t>
-            </w:r>
-          </w:p>
-        </w:tc>
-        <w:tc>
-          <w:tcPr>
-            <w:tcW w:w="692" w:type="dxa"/>
+            <w:tcW w:w="8488" w:type="dxa"/>
+            <w:shd w:val="clear" w:color="auto" w:fill="F4F7FB"/>
+            <w:vAlign w:val="top"/>
+          </w:tcPr>
+          <w:p>
+            <w:pPr>
+              <w:pStyle w:val="TableText"/>
+              <w:jc w:val="left"/>
+            </w:pPr>
+            <w:r>
+              <w:t xml:space="preserve">Data-quality correction with evidence, including corrections a customer asks for</w:t>
+            </w:r>
+          </w:p>
+        </w:tc>
+        <w:tc>
+          <w:tcPr>
+            <w:tcW w:w="614" w:type="dxa"/>
             <w:shd w:val="clear" w:color="auto" w:fill="F4F7FB"/>
             <w:vAlign w:val="top"/>
           </w:tcPr>
@@ -8693,7 +8693,7 @@
         </w:tc>
         <w:tc>
           <w:tcPr>
-            <w:tcW w:w="1468" w:type="dxa"/>
+            <w:tcW w:w="1302" w:type="dxa"/>
             <w:shd w:val="clear" w:color="auto" w:fill="F4F7FB"/>
             <w:vAlign w:val="top"/>
           </w:tcPr>
@@ -8709,7 +8709,7 @@
         </w:tc>
         <w:tc>
           <w:tcPr>
-            <w:tcW w:w="1801" w:type="dxa"/>
+            <w:tcW w:w="1597" w:type="dxa"/>
             <w:shd w:val="clear" w:color="auto" w:fill="F4F7FB"/>
             <w:vAlign w:val="top"/>
           </w:tcPr>
@@ -8725,7 +8725,7 @@
         </w:tc>
         <w:tc>
           <w:tcPr>
-            <w:tcW w:w="1380" w:type="dxa"/>
+            <w:tcW w:w="1222" w:type="dxa"/>
             <w:shd w:val="clear" w:color="auto" w:fill="F4F7FB"/>
             <w:vAlign w:val="top"/>
           </w:tcPr>
@@ -8746,7 +8746,7 @@
         </w:trPr>
         <w:tc>
           <w:tcPr>
-            <w:tcW w:w="829" w:type="dxa"/>
+            <w:tcW w:w="736" w:type="dxa"/>
             <w:vAlign w:val="top"/>
           </w:tcPr>
           <w:p>
@@ -8761,7 +8761,7 @@
         </w:tc>
         <w:tc>
           <w:tcPr>
-            <w:tcW w:w="7789" w:type="dxa"/>
+            <w:tcW w:w="8488" w:type="dxa"/>
             <w:vAlign w:val="top"/>
           </w:tcPr>
           <w:p>
@@ -8776,7 +8776,7 @@
         </w:tc>
         <w:tc>
           <w:tcPr>
-            <w:tcW w:w="692" w:type="dxa"/>
+            <w:tcW w:w="614" w:type="dxa"/>
             <w:vAlign w:val="top"/>
           </w:tcPr>
           <w:p>
@@ -8791,7 +8791,7 @@
         </w:tc>
         <w:tc>
           <w:tcPr>
-            <w:tcW w:w="1468" w:type="dxa"/>
+            <w:tcW w:w="1302" w:type="dxa"/>
             <w:vAlign w:val="top"/>
           </w:tcPr>
           <w:p>
@@ -8806,7 +8806,7 @@
         </w:tc>
         <w:tc>
           <w:tcPr>
-            <w:tcW w:w="1801" w:type="dxa"/>
+            <w:tcW w:w="1597" w:type="dxa"/>
             <w:vAlign w:val="top"/>
           </w:tcPr>
           <w:p>
@@ -8821,7 +8821,7 @@
         </w:tc>
         <w:tc>
           <w:tcPr>
-            <w:tcW w:w="1380" w:type="dxa"/>
+            <w:tcW w:w="1222" w:type="dxa"/>
             <w:vAlign w:val="top"/>
           </w:tcPr>
           <w:p>
@@ -8841,7 +8841,7 @@
         </w:trPr>
         <w:tc>
           <w:tcPr>
-            <w:tcW w:w="829" w:type="dxa"/>
+            <w:tcW w:w="736" w:type="dxa"/>
             <w:shd w:val="clear" w:color="auto" w:fill="F4F7FB"/>
             <w:vAlign w:val="top"/>
           </w:tcPr>
@@ -8857,7 +8857,7 @@
         </w:tc>
         <w:tc>
           <w:tcPr>
-            <w:tcW w:w="7789" w:type="dxa"/>
+            <w:tcW w:w="8488" w:type="dxa"/>
             <w:shd w:val="clear" w:color="auto" w:fill="F4F7FB"/>
             <w:vAlign w:val="top"/>
           </w:tcPr>
@@ -8873,7 +8873,7 @@
         </w:tc>
         <w:tc>
           <w:tcPr>
-            <w:tcW w:w="692" w:type="dxa"/>
+            <w:tcW w:w="614" w:type="dxa"/>
             <w:shd w:val="clear" w:color="auto" w:fill="F4F7FB"/>
             <w:vAlign w:val="top"/>
           </w:tcPr>
@@ -8889,7 +8889,7 @@
         </w:tc>
         <w:tc>
           <w:tcPr>
-            <w:tcW w:w="1468" w:type="dxa"/>
+            <w:tcW w:w="1302" w:type="dxa"/>
             <w:shd w:val="clear" w:color="auto" w:fill="F4F7FB"/>
             <w:vAlign w:val="top"/>
           </w:tcPr>
@@ -8905,7 +8905,7 @@
         </w:tc>
         <w:tc>
           <w:tcPr>
-            <w:tcW w:w="1801" w:type="dxa"/>
+            <w:tcW w:w="1597" w:type="dxa"/>
             <w:shd w:val="clear" w:color="auto" w:fill="F4F7FB"/>
             <w:vAlign w:val="top"/>
           </w:tcPr>
@@ -8921,7 +8921,7 @@
         </w:tc>
         <w:tc>
           <w:tcPr>
-            <w:tcW w:w="1380" w:type="dxa"/>
+            <w:tcW w:w="1222" w:type="dxa"/>
             <w:shd w:val="clear" w:color="auto" w:fill="F4F7FB"/>
             <w:vAlign w:val="top"/>
           </w:tcPr>
@@ -8942,7 +8942,7 @@
         </w:trPr>
         <w:tc>
           <w:tcPr>
-            <w:tcW w:w="829" w:type="dxa"/>
+            <w:tcW w:w="736" w:type="dxa"/>
             <w:vAlign w:val="top"/>
           </w:tcPr>
           <w:p>
@@ -8957,7 +8957,7 @@
         </w:tc>
         <w:tc>
           <w:tcPr>
-            <w:tcW w:w="7789" w:type="dxa"/>
+            <w:tcW w:w="8488" w:type="dxa"/>
             <w:vAlign w:val="top"/>
           </w:tcPr>
           <w:p>
@@ -8972,7 +8972,7 @@
         </w:tc>
         <w:tc>
           <w:tcPr>
-            <w:tcW w:w="692" w:type="dxa"/>
+            <w:tcW w:w="614" w:type="dxa"/>
             <w:vAlign w:val="top"/>
           </w:tcPr>
           <w:p>
@@ -8987,7 +8987,7 @@
         </w:tc>
         <w:tc>
           <w:tcPr>
-            <w:tcW w:w="1468" w:type="dxa"/>
+            <w:tcW w:w="1302" w:type="dxa"/>
             <w:vAlign w:val="top"/>
           </w:tcPr>
           <w:p>
@@ -9002,7 +9002,7 @@
         </w:tc>
         <w:tc>
           <w:tcPr>
-            <w:tcW w:w="1801" w:type="dxa"/>
+            <w:tcW w:w="1597" w:type="dxa"/>
             <w:vAlign w:val="top"/>
           </w:tcPr>
           <w:p>
@@ -9017,7 +9017,7 @@
         </w:tc>
         <w:tc>
           <w:tcPr>
-            <w:tcW w:w="1380" w:type="dxa"/>
+            <w:tcW w:w="1222" w:type="dxa"/>
             <w:vAlign w:val="top"/>
           </w:tcPr>
           <w:p>
@@ -9037,7 +9037,7 @@
         </w:trPr>
         <w:tc>
           <w:tcPr>
-            <w:tcW w:w="829" w:type="dxa"/>
+            <w:tcW w:w="736" w:type="dxa"/>
             <w:shd w:val="clear" w:color="auto" w:fill="F4F7FB"/>
             <w:vAlign w:val="top"/>
           </w:tcPr>
@@ -9053,7 +9053,7 @@
         </w:tc>
         <w:tc>
           <w:tcPr>
-            <w:tcW w:w="7789" w:type="dxa"/>
+            <w:tcW w:w="8488" w:type="dxa"/>
             <w:shd w:val="clear" w:color="auto" w:fill="F4F7FB"/>
             <w:vAlign w:val="top"/>
           </w:tcPr>
@@ -9069,7 +9069,7 @@
         </w:tc>
         <w:tc>
           <w:tcPr>
-            <w:tcW w:w="692" w:type="dxa"/>
+            <w:tcW w:w="614" w:type="dxa"/>
             <w:shd w:val="clear" w:color="auto" w:fill="F4F7FB"/>
             <w:vAlign w:val="top"/>
           </w:tcPr>
@@ -9085,7 +9085,7 @@
         </w:tc>
         <w:tc>
           <w:tcPr>
-            <w:tcW w:w="1468" w:type="dxa"/>
+            <w:tcW w:w="1302" w:type="dxa"/>
             <w:shd w:val="clear" w:color="auto" w:fill="F4F7FB"/>
             <w:vAlign w:val="top"/>
           </w:tcPr>
@@ -9101,7 +9101,7 @@
         </w:tc>
         <w:tc>
           <w:tcPr>
-            <w:tcW w:w="1801" w:type="dxa"/>
+            <w:tcW w:w="1597" w:type="dxa"/>
             <w:shd w:val="clear" w:color="auto" w:fill="F4F7FB"/>
             <w:vAlign w:val="top"/>
           </w:tcPr>
@@ -9117,7 +9117,7 @@
         </w:tc>
         <w:tc>
           <w:tcPr>
-            <w:tcW w:w="1380" w:type="dxa"/>
+            <w:tcW w:w="1222" w:type="dxa"/>
             <w:shd w:val="clear" w:color="auto" w:fill="F4F7FB"/>
             <w:vAlign w:val="top"/>
           </w:tcPr>
@@ -9138,7 +9138,7 @@
         </w:trPr>
         <w:tc>
           <w:tcPr>
-            <w:tcW w:w="829" w:type="dxa"/>
+            <w:tcW w:w="736" w:type="dxa"/>
             <w:vAlign w:val="top"/>
           </w:tcPr>
           <w:p>
@@ -9153,7 +9153,7 @@
         </w:tc>
         <w:tc>
           <w:tcPr>
-            <w:tcW w:w="7789" w:type="dxa"/>
+            <w:tcW w:w="8488" w:type="dxa"/>
             <w:vAlign w:val="top"/>
           </w:tcPr>
           <w:p>
@@ -9168,7 +9168,7 @@
         </w:tc>
         <w:tc>
           <w:tcPr>
-            <w:tcW w:w="692" w:type="dxa"/>
+            <w:tcW w:w="614" w:type="dxa"/>
             <w:vAlign w:val="top"/>
           </w:tcPr>
           <w:p>
@@ -9183,7 +9183,7 @@
         </w:tc>
         <w:tc>
           <w:tcPr>
-            <w:tcW w:w="1468" w:type="dxa"/>
+            <w:tcW w:w="1302" w:type="dxa"/>
             <w:vAlign w:val="top"/>
           </w:tcPr>
           <w:p>
@@ -9198,7 +9198,7 @@
         </w:tc>
         <w:tc>
           <w:tcPr>
-            <w:tcW w:w="1801" w:type="dxa"/>
+            <w:tcW w:w="1597" w:type="dxa"/>
             <w:vAlign w:val="top"/>
           </w:tcPr>
           <w:p>
@@ -9213,7 +9213,7 @@
         </w:tc>
         <w:tc>
           <w:tcPr>
-            <w:tcW w:w="1380" w:type="dxa"/>
+            <w:tcW w:w="1222" w:type="dxa"/>
             <w:vAlign w:val="top"/>
           </w:tcPr>
           <w:p>
@@ -9233,7 +9233,7 @@
         </w:trPr>
         <w:tc>
           <w:tcPr>
-            <w:tcW w:w="829" w:type="dxa"/>
+            <w:tcW w:w="736" w:type="dxa"/>
             <w:shd w:val="clear" w:color="auto" w:fill="F4F7FB"/>
             <w:vAlign w:val="top"/>
           </w:tcPr>
@@ -9249,7 +9249,7 @@
         </w:tc>
         <w:tc>
           <w:tcPr>
-            <w:tcW w:w="7789" w:type="dxa"/>
+            <w:tcW w:w="8488" w:type="dxa"/>
             <w:shd w:val="clear" w:color="auto" w:fill="F4F7FB"/>
             <w:vAlign w:val="top"/>
           </w:tcPr>
@@ -9265,7 +9265,7 @@
         </w:tc>
         <w:tc>
           <w:tcPr>
-            <w:tcW w:w="692" w:type="dxa"/>
+            <w:tcW w:w="614" w:type="dxa"/>
             <w:shd w:val="clear" w:color="auto" w:fill="F4F7FB"/>
             <w:vAlign w:val="top"/>
           </w:tcPr>
@@ -9281,7 +9281,7 @@
         </w:tc>
         <w:tc>
           <w:tcPr>
-            <w:tcW w:w="1468" w:type="dxa"/>
+            <w:tcW w:w="1302" w:type="dxa"/>
             <w:shd w:val="clear" w:color="auto" w:fill="F4F7FB"/>
             <w:vAlign w:val="top"/>
           </w:tcPr>
@@ -9297,7 +9297,7 @@
         </w:tc>
         <w:tc>
           <w:tcPr>
-            <w:tcW w:w="1801" w:type="dxa"/>
+            <w:tcW w:w="1597" w:type="dxa"/>
             <w:shd w:val="clear" w:color="auto" w:fill="F4F7FB"/>
             <w:vAlign w:val="top"/>
           </w:tcPr>
@@ -9313,7 +9313,7 @@
         </w:tc>
         <w:tc>
           <w:tcPr>
-            <w:tcW w:w="1380" w:type="dxa"/>
+            <w:tcW w:w="1222" w:type="dxa"/>
             <w:shd w:val="clear" w:color="auto" w:fill="F4F7FB"/>
             <w:vAlign w:val="top"/>
           </w:tcPr>
@@ -9334,7 +9334,7 @@
         </w:trPr>
         <w:tc>
           <w:tcPr>
-            <w:tcW w:w="829" w:type="dxa"/>
+            <w:tcW w:w="736" w:type="dxa"/>
             <w:vAlign w:val="top"/>
           </w:tcPr>
           <w:p>
@@ -9349,7 +9349,7 @@
         </w:tc>
         <w:tc>
           <w:tcPr>
-            <w:tcW w:w="7789" w:type="dxa"/>
+            <w:tcW w:w="8488" w:type="dxa"/>
             <w:vAlign w:val="top"/>
           </w:tcPr>
           <w:p>
@@ -9364,7 +9364,7 @@
         </w:tc>
         <w:tc>
           <w:tcPr>
-            <w:tcW w:w="692" w:type="dxa"/>
+            <w:tcW w:w="614" w:type="dxa"/>
             <w:vAlign w:val="top"/>
           </w:tcPr>
           <w:p>
@@ -9379,7 +9379,7 @@
         </w:tc>
         <w:tc>
           <w:tcPr>
-            <w:tcW w:w="1468" w:type="dxa"/>
+            <w:tcW w:w="1302" w:type="dxa"/>
             <w:vAlign w:val="top"/>
           </w:tcPr>
           <w:p>
@@ -9394,7 +9394,7 @@
         </w:tc>
         <w:tc>
           <w:tcPr>
-            <w:tcW w:w="1801" w:type="dxa"/>
+            <w:tcW w:w="1597" w:type="dxa"/>
             <w:vAlign w:val="top"/>
           </w:tcPr>
           <w:p>
@@ -9409,7 +9409,7 @@
         </w:tc>
         <w:tc>
           <w:tcPr>
-            <w:tcW w:w="1380" w:type="dxa"/>
+            <w:tcW w:w="1222" w:type="dxa"/>
             <w:vAlign w:val="top"/>
           </w:tcPr>
           <w:p>
